--- a/docs/helpers/nisarqa_product_specs_front_matter_template.docx
+++ b/docs/helpers/nisarqa_product_specs_front_matter_template.docx
@@ -114,20 +114,48 @@
           <w:szCs w:val="48"/>
         </w:rPr>
       </w:pPr>
+      <w:proofErr w:type="gramStart"/>
       <w:r>
         <w:rPr>
           <w:color w:val="000000" w:themeColor="text1"/>
           <w:sz w:val="40"/>
           <w:szCs w:val="48"/>
         </w:rPr>
-        <w:t xml:space="preserve">Level-1 and Level-2 </w:t>
-      </w:r>
+        <w:t>Level-1</w:t>
+      </w:r>
+      <w:proofErr w:type="gramEnd"/>
       <w:r>
         <w:rPr>
           <w:color w:val="000000" w:themeColor="text1"/>
           <w:sz w:val="40"/>
           <w:szCs w:val="48"/>
         </w:rPr>
+        <w:t xml:space="preserve"> and </w:t>
+      </w:r>
+      <w:proofErr w:type="gramStart"/>
+      <w:r>
+        <w:rPr>
+          <w:color w:val="000000" w:themeColor="text1"/>
+          <w:sz w:val="40"/>
+          <w:szCs w:val="48"/>
+        </w:rPr>
+        <w:t>Level-2</w:t>
+      </w:r>
+      <w:proofErr w:type="gramEnd"/>
+      <w:r>
+        <w:rPr>
+          <w:color w:val="000000" w:themeColor="text1"/>
+          <w:sz w:val="40"/>
+          <w:szCs w:val="48"/>
+        </w:rPr>
+        <w:t xml:space="preserve"> </w:t>
+      </w:r>
+      <w:r>
+        <w:rPr>
+          <w:color w:val="000000" w:themeColor="text1"/>
+          <w:sz w:val="40"/>
+          <w:szCs w:val="48"/>
+        </w:rPr>
         <w:t>Quality Assurance</w:t>
       </w:r>
     </w:p>
@@ -187,13 +215,7 @@
         <w:spacing w:before="240"/>
       </w:pPr>
       <w:r>
-        <w:t xml:space="preserve">Oct </w:t>
-      </w:r>
-      <w:r>
-        <w:t>1</w:t>
-      </w:r>
-      <w:r>
-        <w:t>6</w:t>
+        <w:t>Sept 14</w:t>
       </w:r>
       <w:r>
         <w:t xml:space="preserve">, </w:t>
@@ -244,7 +266,23 @@
           <w:sz w:val="20"/>
           <w:szCs w:val="20"/>
         </w:rPr>
-        <w:t xml:space="preserve">the nisarqa GitHub Repository and </w:t>
+        <w:t xml:space="preserve">the </w:t>
+      </w:r>
+      <w:proofErr w:type="spellStart"/>
+      <w:r>
+        <w:rPr>
+          <w:sz w:val="20"/>
+          <w:szCs w:val="20"/>
+        </w:rPr>
+        <w:t>nisarqa</w:t>
+      </w:r>
+      <w:proofErr w:type="spellEnd"/>
+      <w:r>
+        <w:rPr>
+          <w:sz w:val="20"/>
+          <w:szCs w:val="20"/>
+        </w:rPr>
+        <w:t xml:space="preserve"> GitHub Repository and </w:t>
       </w:r>
       <w:r>
         <w:rPr>
@@ -1124,7 +1162,7 @@
               <w:rPr>
                 <w:sz w:val="18"/>
               </w:rPr>
-              <w:t>October 16</w:t>
+              <w:t>September 14</w:t>
             </w:r>
             <w:r>
               <w:rPr>
@@ -6240,7 +6278,7 @@
       <w:rPr>
         <w:noProof/>
       </w:rPr>
-      <w:t>Oct 16, 2025, Version 16.0.0</w:t>
+      <w:t>Sept 14, 2025, Version 16.0.0</w:t>
     </w:r>
     <w:r>
       <w:rPr>
